--- a/documenten/Bodformulier.docx
+++ b/documenten/Bodformulier.docx
@@ -183,27 +183,7 @@
           <w:u w:val="single"/>
           <w:lang w:val="nl-BE"/>
         </w:rPr>
-        <w:t xml:space="preserve"> afdeling/</w:t>
-      </w:r>
-      <w:proofErr w:type="spellStart"/>
-      <w:r>
-        <w:rPr>
-          <w:b/>
-          <w:bCs/>
-          <w:u w:val="single"/>
-          <w:lang w:val="nl-BE"/>
-        </w:rPr>
-        <w:t>deurne</w:t>
-      </w:r>
-      <w:proofErr w:type="spellEnd"/>
-      <w:r>
-        <w:rPr>
-          <w:b/>
-          <w:bCs/>
-          <w:u w:val="single"/>
-          <w:lang w:val="nl-BE"/>
-        </w:rPr>
-        <w:t xml:space="preserve"> 6</w:t>
+        <w:t xml:space="preserve"> afdeling/deurne 6</w:t>
       </w:r>
       <w:r>
         <w:rPr>
@@ -237,21 +217,7 @@
         <w:rPr>
           <w:lang w:val="nl-BE"/>
         </w:rPr>
-        <w:t xml:space="preserve">Een woonhuis, op en met grond en aanhorigheden, gelegen Jozef </w:t>
-      </w:r>
-      <w:proofErr w:type="spellStart"/>
-      <w:r>
-        <w:rPr>
-          <w:lang w:val="nl-BE"/>
-        </w:rPr>
-        <w:t>Verbovenlei</w:t>
-      </w:r>
-      <w:proofErr w:type="spellEnd"/>
-      <w:r>
-        <w:rPr>
-          <w:lang w:val="nl-BE"/>
-        </w:rPr>
-        <w:t xml:space="preserve"> 109, gekadastreerd volgens titel en recente kadastrale legger sectie B, nummer 0979N9P0000 met een oppervlakte van één are negenenveertig centiaren (01a 49ca)</w:t>
+        <w:t>Een woonhuis, op en met grond en aanhorigheden, gelegen Jozef Verbovenlei 109, gekadastreerd volgens titel en recente kadastrale legger sectie B, nummer 0979N9P0000 met een oppervlakte van één are negenenveertig centiaren (01a 49ca)</w:t>
       </w:r>
     </w:p>
     <w:p>
@@ -475,38 +441,10 @@
         <w:spacing w:before="120" w:after="80"/>
         <w:jc w:val="both"/>
         <w:rPr>
-          <w:lang w:val="nl-BE"/>
-        </w:rPr>
-      </w:pPr>
-      <w:r>
-        <w:rPr>
           <w:b/>
           <w:bCs/>
           <w:lang w:val="nl-BE"/>
         </w:rPr>
-        <w:t>Het aanbod kan enkel geldig worden aanvaard door de ondertekening van huidig document door de verkoper. Bij aanvaarding van het aanbod komt de verkoop ten definitieve titel tot stand.</w:t>
-      </w:r>
-    </w:p>
-    <w:p>
-      <w:pPr>
-        <w:spacing w:before="60" w:after="60"/>
-        <w:rPr>
-          <w:lang w:val="nl-BE"/>
-        </w:rPr>
-      </w:pPr>
-      <w:r>
-        <w:rPr>
-          <w:lang w:val="nl-BE"/>
-        </w:rPr>
-        <w:t xml:space="preserve">De ondergetekende zal een schadeloosstelling van 10% op de geboden prijs dienen te betalen indien hij/zij zijn/haar verplichtingen niet nakomt en van de aankoop zou afzien. </w:t>
-      </w:r>
-    </w:p>
-    <w:p>
-      <w:pPr>
-        <w:spacing w:after="80"/>
-        <w:rPr>
-          <w:lang w:val="nl-BE"/>
-        </w:rPr>
       </w:pPr>
       <w:r>
         <w:rPr>
@@ -514,6 +452,93 @@
           <w:bCs/>
           <w:lang w:val="nl-BE"/>
         </w:rPr>
+        <w:t>Het aanbod kan enkel geldig worden aanvaard door de ondertekening van huidig document door de verkoper. Bij aanvaarding van het aanbod komt de verkoop ten definitieve titel tot stand.</w:t>
+      </w:r>
+      <w:r>
+        <w:rPr>
+          <w:b/>
+          <w:bCs/>
+          <w:lang w:val="nl-BE"/>
+        </w:rPr>
+        <w:t xml:space="preserve"> De specifieke verkoopbepalingen zijn:</w:t>
+      </w:r>
+    </w:p>
+    <w:p>
+      <w:pPr>
+        <w:pStyle w:val="Lijstalinea"/>
+        <w:numPr>
+          <w:ilvl w:val="0"/>
+          <w:numId w:val="1"/>
+        </w:numPr>
+        <w:spacing w:before="120" w:after="80"/>
+        <w:jc w:val="both"/>
+        <w:rPr>
+          <w:b/>
+          <w:bCs/>
+          <w:lang w:val="nl-BE"/>
+        </w:rPr>
+      </w:pPr>
+      <w:r>
+        <w:rPr>
+          <w:b/>
+          <w:bCs/>
+          <w:lang w:val="nl-BE"/>
+        </w:rPr>
+        <w:t xml:space="preserve">De koper </w:t>
+      </w:r>
+      <w:r>
+        <w:rPr>
+          <w:b/>
+          <w:bCs/>
+          <w:lang w:val="nl-BE"/>
+        </w:rPr>
+        <w:t>koopt het pand in de staat dat het zich bevindt, zonder waarborg van omvang en met uitsluiting van alle kosten, rechten en erelonen van de notaris</w:t>
+      </w:r>
+      <w:r>
+        <w:rPr>
+          <w:b/>
+          <w:bCs/>
+          <w:lang w:val="nl-BE"/>
+        </w:rPr>
+        <w:t>.</w:t>
+      </w:r>
+    </w:p>
+    <w:p>
+      <w:pPr>
+        <w:spacing w:before="120" w:after="80"/>
+        <w:jc w:val="both"/>
+        <w:rPr>
+          <w:lang w:val="nl-BE"/>
+        </w:rPr>
+      </w:pPr>
+    </w:p>
+    <w:p>
+      <w:pPr>
+        <w:spacing w:before="60" w:after="60"/>
+        <w:rPr>
+          <w:lang w:val="nl-BE"/>
+        </w:rPr>
+      </w:pPr>
+      <w:r>
+        <w:rPr>
+          <w:lang w:val="nl-BE"/>
+        </w:rPr>
+        <w:t xml:space="preserve">De ondergetekende zal een schadeloosstelling van 10% op de geboden prijs dienen te betalen indien hij/zij zijn/haar verplichtingen niet nakomt en van de aankoop zou afzien. </w:t>
+      </w:r>
+    </w:p>
+    <w:p>
+      <w:pPr>
+        <w:spacing w:after="80"/>
+        <w:rPr>
+          <w:lang w:val="nl-BE"/>
+        </w:rPr>
+      </w:pPr>
+      <w:r>
+        <w:rPr>
+          <w:b/>
+          <w:bCs/>
+          <w:lang w:val="nl-BE"/>
+        </w:rPr>
         <w:t>De aanvaarding van het bod door de verkoper(s) brengt de koop/verkoop tot stand.</w:t>
       </w:r>
     </w:p>
@@ -548,21 +573,7 @@
         <w:rPr>
           <w:lang w:val="nl-BE"/>
         </w:rPr>
-        <w:t xml:space="preserve"> </w:t>
-      </w:r>
-      <w:proofErr w:type="spellStart"/>
-      <w:r>
-        <w:rPr>
-          <w:lang w:val="nl-BE"/>
-        </w:rPr>
-        <w:t>dd</w:t>
-      </w:r>
-      <w:proofErr w:type="spellEnd"/>
-      <w:r>
-        <w:rPr>
-          <w:lang w:val="nl-BE"/>
-        </w:rPr>
-        <w:t xml:space="preserve"> 20.05.2026</w:t>
+        <w:t xml:space="preserve"> dd 20.05.2026</w:t>
       </w:r>
     </w:p>
     <w:p>
@@ -716,12 +727,6 @@
         <w:gridCol w:w="4413"/>
       </w:tblGrid>
       <w:tr>
-        <w:tblPrEx>
-          <w:tblCellMar>
-            <w:top w:w="0" w:type="dxa"/>
-            <w:bottom w:w="0" w:type="dxa"/>
-          </w:tblCellMar>
-        </w:tblPrEx>
         <w:tc>
           <w:tcPr>
             <w:tcW w:w="4413" w:type="dxa"/>
@@ -999,6 +1004,126 @@
     </w:sectPr>
   </w:body>
 </w:document>
+</file>
+
+<file path=word/numbering.xml><?xml version="1.0" encoding="utf-8"?>
+<w:numbering xmlns:wpc="http://schemas.microsoft.com/office/word/2010/wordprocessingCanvas" xmlns:cx="http://schemas.microsoft.com/office/drawing/2014/chartex" xmlns:cx1="http://schemas.microsoft.com/office/drawing/2015/9/8/chartex" xmlns:cx2="http://schemas.microsoft.com/office/drawing/2015/10/21/chartex" xmlns:cx3="http://schemas.microsoft.com/office/drawing/2016/5/9/chartex" xmlns:cx4="http://schemas.microsoft.com/office/drawing/2016/5/10/chartex" xmlns:cx5="http://schemas.microsoft.com/office/drawing/2016/5/11/chartex" xmlns:cx6="http://schemas.microsoft.com/office/drawing/2016/5/12/chartex" xmlns:cx7="http://schemas.microsoft.com/office/drawing/2016/5/13/chartex" xmlns:cx8="http://schemas.microsoft.com/office/drawing/2016/5/14/chartex" xmlns:mc="http://schemas.openxmlformats.org/markup-compatibility/2006" xmlns:aink="http://schemas.microsoft.com/office/drawing/2016/ink" xmlns:am3d="http://schemas.microsoft.com/office/drawing/2017/model3d" xmlns:o="urn:schemas-microsoft-com:office:office" xmlns:oel="http://schemas.microsoft.com/office/2019/extlst" xmlns:r="http://schemas.openxmlformats.org/officeDocument/2006/relationships" xmlns:m="http://schemas.openxmlformats.org/officeDocument/2006/math" xmlns:v="urn:schemas-microsoft-com:vml" xmlns:wp14="http://schemas.microsoft.com/office/word/2010/wordprocessingDrawing" xmlns:wp="http://schemas.openxmlformats.org/drawingml/2006/wordprocessingDrawing" xmlns:w10="urn:schemas-microsoft-com:office:word" xmlns:w="http://schemas.openxmlformats.org/wordprocessingml/2006/main" xmlns:w14="http://schemas.microsoft.com/office/word/2010/wordml" xmlns:w15="http://schemas.microsoft.com/office/word/2012/wordml" xmlns:w16cex="http://schemas.microsoft.com/office/word/2018/wordml/cex" xmlns:w16cid="http://schemas.microsoft.com/office/word/2016/wordml/cid" xmlns:w16="http://schemas.microsoft.com/office/word/2018/wordml" xmlns:w16du="http://schemas.microsoft.com/office/word/2023/wordml/word16du" xmlns:w16sdtdh="http://schemas.microsoft.com/office/word/2020/wordml/sdtdatahash" xmlns:w16sdtfl="http://schemas.microsoft.com/office/word/2024/wordml/sdtformatlock" xmlns:w16se="http://schemas.microsoft.com/office/word/2015/wordml/symex" xmlns:wpg="http://schemas.microsoft.com/office/word/2010/wordprocessingGroup" xmlns:wpi="http://schemas.microsoft.com/office/word/2010/wordprocessingInk" xmlns:wne="http://schemas.microsoft.com/office/word/2006/wordml" xmlns:wps="http://schemas.microsoft.com/office/word/2010/wordprocessingShape" mc:Ignorable="w14 w15 w16se w16cid w16 w16cex w16sdtdh w16sdtfl w16du wp14">
+  <w:abstractNum w:abstractNumId="0" w15:restartNumberingAfterBreak="0">
+    <w:nsid w:val="1A4B5DF9"/>
+    <w:multiLevelType w:val="hybridMultilevel"/>
+    <w:tmpl w:val="C2F003BA"/>
+    <w:lvl w:ilvl="0" w:tplc="E048C10E">
+      <w:numFmt w:val="bullet"/>
+      <w:lvlText w:val="-"/>
+      <w:lvlJc w:val="left"/>
+      <w:pPr>
+        <w:ind w:left="720" w:hanging="360"/>
+      </w:pPr>
+      <w:rPr>
+        <w:rFonts w:ascii="Arial" w:eastAsia="Arial" w:hAnsi="Arial" w:cs="Arial" w:hint="default"/>
+      </w:rPr>
+    </w:lvl>
+    <w:lvl w:ilvl="1" w:tplc="08090003" w:tentative="1">
+      <w:start w:val="1"/>
+      <w:numFmt w:val="bullet"/>
+      <w:lvlText w:val="o"/>
+      <w:lvlJc w:val="left"/>
+      <w:pPr>
+        <w:ind w:left="1440" w:hanging="360"/>
+      </w:pPr>
+      <w:rPr>
+        <w:rFonts w:ascii="Courier New" w:hAnsi="Courier New" w:cs="Courier New" w:hint="default"/>
+      </w:rPr>
+    </w:lvl>
+    <w:lvl w:ilvl="2" w:tplc="08090005" w:tentative="1">
+      <w:start w:val="1"/>
+      <w:numFmt w:val="bullet"/>
+      <w:lvlText w:val=""/>
+      <w:lvlJc w:val="left"/>
+      <w:pPr>
+        <w:ind w:left="2160" w:hanging="360"/>
+      </w:pPr>
+      <w:rPr>
+        <w:rFonts w:ascii="Wingdings" w:hAnsi="Wingdings" w:hint="default"/>
+      </w:rPr>
+    </w:lvl>
+    <w:lvl w:ilvl="3" w:tplc="08090001" w:tentative="1">
+      <w:start w:val="1"/>
+      <w:numFmt w:val="bullet"/>
+      <w:lvlText w:val=""/>
+      <w:lvlJc w:val="left"/>
+      <w:pPr>
+        <w:ind w:left="2880" w:hanging="360"/>
+      </w:pPr>
+      <w:rPr>
+        <w:rFonts w:ascii="Symbol" w:hAnsi="Symbol" w:hint="default"/>
+      </w:rPr>
+    </w:lvl>
+    <w:lvl w:ilvl="4" w:tplc="08090003" w:tentative="1">
+      <w:start w:val="1"/>
+      <w:numFmt w:val="bullet"/>
+      <w:lvlText w:val="o"/>
+      <w:lvlJc w:val="left"/>
+      <w:pPr>
+        <w:ind w:left="3600" w:hanging="360"/>
+      </w:pPr>
+      <w:rPr>
+        <w:rFonts w:ascii="Courier New" w:hAnsi="Courier New" w:cs="Courier New" w:hint="default"/>
+      </w:rPr>
+    </w:lvl>
+    <w:lvl w:ilvl="5" w:tplc="08090005" w:tentative="1">
+      <w:start w:val="1"/>
+      <w:numFmt w:val="bullet"/>
+      <w:lvlText w:val=""/>
+      <w:lvlJc w:val="left"/>
+      <w:pPr>
+        <w:ind w:left="4320" w:hanging="360"/>
+      </w:pPr>
+      <w:rPr>
+        <w:rFonts w:ascii="Wingdings" w:hAnsi="Wingdings" w:hint="default"/>
+      </w:rPr>
+    </w:lvl>
+    <w:lvl w:ilvl="6" w:tplc="08090001" w:tentative="1">
+      <w:start w:val="1"/>
+      <w:numFmt w:val="bullet"/>
+      <w:lvlText w:val=""/>
+      <w:lvlJc w:val="left"/>
+      <w:pPr>
+        <w:ind w:left="5040" w:hanging="360"/>
+      </w:pPr>
+      <w:rPr>
+        <w:rFonts w:ascii="Symbol" w:hAnsi="Symbol" w:hint="default"/>
+      </w:rPr>
+    </w:lvl>
+    <w:lvl w:ilvl="7" w:tplc="08090003" w:tentative="1">
+      <w:start w:val="1"/>
+      <w:numFmt w:val="bullet"/>
+      <w:lvlText w:val="o"/>
+      <w:lvlJc w:val="left"/>
+      <w:pPr>
+        <w:ind w:left="5760" w:hanging="360"/>
+      </w:pPr>
+      <w:rPr>
+        <w:rFonts w:ascii="Courier New" w:hAnsi="Courier New" w:cs="Courier New" w:hint="default"/>
+      </w:rPr>
+    </w:lvl>
+    <w:lvl w:ilvl="8" w:tplc="08090005" w:tentative="1">
+      <w:start w:val="1"/>
+      <w:numFmt w:val="bullet"/>
+      <w:lvlText w:val=""/>
+      <w:lvlJc w:val="left"/>
+      <w:pPr>
+        <w:ind w:left="6480" w:hanging="360"/>
+      </w:pPr>
+      <w:rPr>
+        <w:rFonts w:ascii="Wingdings" w:hAnsi="Wingdings" w:hint="default"/>
+      </w:rPr>
+    </w:lvl>
+  </w:abstractNum>
+  <w:num w:numId="1" w16cid:durableId="1943604083">
+    <w:abstractNumId w:val="0"/>
+  </w:num>
+</w:numbering>
 </file>
 
 <file path=word/styles.xml><?xml version="1.0" encoding="utf-8"?>
